--- a/Templates/periodich_2.docx
+++ b/Templates/periodich_2.docx
@@ -1,6 +1,6 @@
 
 <file path=word/document.xml><?xml version="1.0" encoding="utf-8"?>
-<w:document xmlns:wpc="http://schemas.microsoft.com/office/word/2010/wordprocessingCanvas" xmlns:cx="http://schemas.microsoft.com/office/drawing/2014/chartex" xmlns:cx1="http://schemas.microsoft.com/office/drawing/2015/9/8/chartex" xmlns:mc="http://schemas.openxmlformats.org/markup-compatibility/2006" xmlns:o="urn:schemas-microsoft-com:office:office" xmlns:r="http://schemas.openxmlformats.org/officeDocument/2006/relationships" xmlns:m="http://schemas.openxmlformats.org/officeDocument/2006/math" xmlns:v="urn:schemas-microsoft-com:vml" xmlns:wp14="http://schemas.microsoft.com/office/word/2010/wordprocessingDrawing" xmlns:wp="http://schemas.openxmlformats.org/drawingml/2006/wordprocessingDrawing" xmlns:w10="urn:schemas-microsoft-com:office:word" xmlns:w="http://schemas.openxmlformats.org/wordprocessingml/2006/main" xmlns:w14="http://schemas.microsoft.com/office/word/2010/wordml" xmlns:w15="http://schemas.microsoft.com/office/word/2012/wordml" xmlns:w16se="http://schemas.microsoft.com/office/word/2015/wordml/symex" xmlns:wpg="http://schemas.microsoft.com/office/word/2010/wordprocessingGroup" xmlns:wpi="http://schemas.microsoft.com/office/word/2010/wordprocessingInk" xmlns:wne="http://schemas.microsoft.com/office/word/2006/wordml" xmlns:wps="http://schemas.microsoft.com/office/word/2010/wordprocessingShape" mc:Ignorable="w14 w15 w16se wp14">
+<w:document xmlns:wpc="http://schemas.microsoft.com/office/word/2010/wordprocessingCanvas" xmlns:cx="http://schemas.microsoft.com/office/drawing/2014/chartex" xmlns:cx1="http://schemas.microsoft.com/office/drawing/2015/9/8/chartex" xmlns:cx2="http://schemas.microsoft.com/office/drawing/2015/10/21/chartex" xmlns:cx3="http://schemas.microsoft.com/office/drawing/2016/5/9/chartex" xmlns:cx4="http://schemas.microsoft.com/office/drawing/2016/5/10/chartex" xmlns:cx5="http://schemas.microsoft.com/office/drawing/2016/5/11/chartex" xmlns:cx6="http://schemas.microsoft.com/office/drawing/2016/5/12/chartex" xmlns:cx7="http://schemas.microsoft.com/office/drawing/2016/5/13/chartex" xmlns:cx8="http://schemas.microsoft.com/office/drawing/2016/5/14/chartex" xmlns:mc="http://schemas.openxmlformats.org/markup-compatibility/2006" xmlns:aink="http://schemas.microsoft.com/office/drawing/2016/ink" xmlns:am3d="http://schemas.microsoft.com/office/drawing/2017/model3d" xmlns:o="urn:schemas-microsoft-com:office:office" xmlns:r="http://schemas.openxmlformats.org/officeDocument/2006/relationships" xmlns:m="http://schemas.openxmlformats.org/officeDocument/2006/math" xmlns:v="urn:schemas-microsoft-com:vml" xmlns:wp14="http://schemas.microsoft.com/office/word/2010/wordprocessingDrawing" xmlns:wp="http://schemas.openxmlformats.org/drawingml/2006/wordprocessingDrawing" xmlns:w10="urn:schemas-microsoft-com:office:word" xmlns:w="http://schemas.openxmlformats.org/wordprocessingml/2006/main" xmlns:w14="http://schemas.microsoft.com/office/word/2010/wordml" xmlns:w15="http://schemas.microsoft.com/office/word/2012/wordml" xmlns:w16cid="http://schemas.microsoft.com/office/word/2016/wordml/cid" xmlns:w16se="http://schemas.microsoft.com/office/word/2015/wordml/symex" xmlns:wpg="http://schemas.microsoft.com/office/word/2010/wordprocessingGroup" xmlns:wpi="http://schemas.microsoft.com/office/word/2010/wordprocessingInk" xmlns:wne="http://schemas.microsoft.com/office/word/2006/wordml" xmlns:wps="http://schemas.microsoft.com/office/word/2010/wordprocessingShape" mc:Ignorable="w14 w15 w16se w16cid wp14">
   <w:body>
     <w:tbl>
       <w:tblPr>
@@ -192,7 +192,21 @@
               <w:rPr>
                 <w:sz w:val="26"/>
               </w:rPr>
-              <w:t xml:space="preserve">Начальник ЛИ               ОАО «НИИЭВМ»          </w:t>
+              <w:t>Начальник ЛИ               ОАО «</w:t>
+            </w:r>
+            <w:proofErr w:type="gramStart"/>
+            <w:r>
+              <w:rPr>
+                <w:sz w:val="26"/>
+              </w:rPr>
+              <w:t xml:space="preserve">НИИЭВМ»   </w:t>
+            </w:r>
+            <w:proofErr w:type="gramEnd"/>
+            <w:r>
+              <w:rPr>
+                <w:sz w:val="26"/>
+              </w:rPr>
+              <w:t xml:space="preserve">       </w:t>
             </w:r>
           </w:p>
         </w:tc>
@@ -266,8 +280,16 @@
               <w:rPr>
                 <w:sz w:val="26"/>
               </w:rPr>
-              <w:t>А.Н. Асадчий</w:t>
-            </w:r>
+              <w:t xml:space="preserve">А.Н. </w:t>
+            </w:r>
+            <w:proofErr w:type="spellStart"/>
+            <w:r>
+              <w:rPr>
+                <w:sz w:val="26"/>
+              </w:rPr>
+              <w:t>Асадчий</w:t>
+            </w:r>
+            <w:proofErr w:type="spellEnd"/>
           </w:p>
         </w:tc>
       </w:tr>
@@ -337,7 +359,7 @@
                       <w:sz w:val="26"/>
                       <w:szCs w:val="26"/>
                     </w:rPr>
-                    <w:t>ул. М. Богдановича, 155, ком. 106</w:t>
+                    <w:t>ул. М. Богдановича, 155</w:t>
                   </w:r>
                 </w:p>
               </w:tc>
@@ -396,12 +418,36 @@
               </w:rPr>
               <w:t xml:space="preserve">    </w:t>
             </w:r>
-            <w:r>
-              <w:rPr>
-                <w:sz w:val="26"/>
-                <w:szCs w:val="26"/>
-              </w:rPr>
-              <w:t>«        »                                 2025 г.</w:t>
+            <w:proofErr w:type="gramStart"/>
+            <w:r>
+              <w:rPr>
+                <w:sz w:val="26"/>
+                <w:szCs w:val="26"/>
+              </w:rPr>
+              <w:t xml:space="preserve">«  </w:t>
+            </w:r>
+            <w:proofErr w:type="gramEnd"/>
+            <w:r>
+              <w:rPr>
+                <w:sz w:val="26"/>
+                <w:szCs w:val="26"/>
+              </w:rPr>
+              <w:t xml:space="preserve">      »                                 2</w:t>
+            </w:r>
+            <w:r>
+              <w:rPr>
+                <w:sz w:val="26"/>
+                <w:szCs w:val="26"/>
+                <w:highlight w:val="yellow"/>
+              </w:rPr>
+              <w:t>025</w:t>
+            </w:r>
+            <w:r>
+              <w:rPr>
+                <w:sz w:val="26"/>
+                <w:szCs w:val="26"/>
+              </w:rPr>
+              <w:t xml:space="preserve"> г.</w:t>
             </w:r>
           </w:p>
         </w:tc>
@@ -621,6 +667,7 @@
         </w:rPr>
         <w:t>{{</w:t>
       </w:r>
+      <w:proofErr w:type="spellStart"/>
       <w:r>
         <w:rPr>
           <w:rFonts w:ascii="Times New Roman" w:hAnsi="Times New Roman" w:cs="Times New Roman"/>
@@ -629,6 +676,7 @@
         </w:rPr>
         <w:t>Номер_протокола</w:t>
       </w:r>
+      <w:proofErr w:type="spellEnd"/>
       <w:r>
         <w:rPr>
           <w:rFonts w:ascii="Times New Roman" w:hAnsi="Times New Roman"/>
@@ -665,7 +713,25 @@
           <w:sz w:val="26"/>
           <w:szCs w:val="26"/>
         </w:rPr>
-        <w:t>{{Дата_протокола}}</w:t>
+        <w:t>{{</w:t>
+      </w:r>
+      <w:proofErr w:type="spellStart"/>
+      <w:r>
+        <w:rPr>
+          <w:rFonts w:ascii="Times New Roman" w:hAnsi="Times New Roman" w:cs="Times New Roman"/>
+          <w:sz w:val="26"/>
+          <w:szCs w:val="26"/>
+        </w:rPr>
+        <w:t>Дата_протокола</w:t>
+      </w:r>
+      <w:proofErr w:type="spellEnd"/>
+      <w:r>
+        <w:rPr>
+          <w:rFonts w:ascii="Times New Roman" w:hAnsi="Times New Roman" w:cs="Times New Roman"/>
+          <w:sz w:val="26"/>
+          <w:szCs w:val="26"/>
+        </w:rPr>
+        <w:t>}}</w:t>
       </w:r>
       <w:r>
         <w:rPr>
@@ -720,7 +786,25 @@
           <w:sz w:val="26"/>
           <w:szCs w:val="26"/>
         </w:rPr>
-        <w:t>{{Имя_изделия}}</w:t>
+        <w:t>{{</w:t>
+      </w:r>
+      <w:proofErr w:type="spellStart"/>
+      <w:r>
+        <w:rPr>
+          <w:rFonts w:ascii="Times New Roman" w:hAnsi="Times New Roman" w:cs="Times New Roman"/>
+          <w:sz w:val="26"/>
+          <w:szCs w:val="26"/>
+        </w:rPr>
+        <w:t>Имя_изделия</w:t>
+      </w:r>
+      <w:proofErr w:type="spellEnd"/>
+      <w:r>
+        <w:rPr>
+          <w:rFonts w:ascii="Times New Roman" w:hAnsi="Times New Roman" w:cs="Times New Roman"/>
+          <w:sz w:val="26"/>
+          <w:szCs w:val="26"/>
+        </w:rPr>
+        <w:t>}}</w:t>
       </w:r>
       <w:r>
         <w:rPr>
@@ -912,7 +996,23 @@
                 <w:sz w:val="26"/>
                 <w:szCs w:val="26"/>
               </w:rPr>
-              <w:t>Приказ {{Номер_приказа}}</w:t>
+              <w:t>Приказ {{</w:t>
+            </w:r>
+            <w:proofErr w:type="spellStart"/>
+            <w:r>
+              <w:rPr>
+                <w:sz w:val="26"/>
+                <w:szCs w:val="26"/>
+              </w:rPr>
+              <w:t>Номер_приказа</w:t>
+            </w:r>
+            <w:proofErr w:type="spellEnd"/>
+            <w:r>
+              <w:rPr>
+                <w:sz w:val="26"/>
+                <w:szCs w:val="26"/>
+              </w:rPr>
+              <w:t>}}</w:t>
             </w:r>
             <w:r>
               <w:rPr>
@@ -926,7 +1026,23 @@
                 <w:sz w:val="26"/>
                 <w:szCs w:val="26"/>
               </w:rPr>
-              <w:t>{{Дата_приказа}}</w:t>
+              <w:t>{{</w:t>
+            </w:r>
+            <w:proofErr w:type="spellStart"/>
+            <w:r>
+              <w:rPr>
+                <w:sz w:val="26"/>
+                <w:szCs w:val="26"/>
+              </w:rPr>
+              <w:t>Дата_приказа</w:t>
+            </w:r>
+            <w:proofErr w:type="spellEnd"/>
+            <w:r>
+              <w:rPr>
+                <w:sz w:val="26"/>
+                <w:szCs w:val="26"/>
+              </w:rPr>
+              <w:t>}}</w:t>
             </w:r>
           </w:p>
         </w:tc>
@@ -999,7 +1115,14 @@
               <w:rPr>
                 <w:sz w:val="26"/>
               </w:rPr>
-              <w:t>{{Имя_</w:t>
+              <w:t>{{</w:t>
+            </w:r>
+            <w:proofErr w:type="spellStart"/>
+            <w:r>
+              <w:rPr>
+                <w:sz w:val="26"/>
+              </w:rPr>
+              <w:t>Имя_</w:t>
             </w:r>
             <w:r>
               <w:rPr>
@@ -1007,6 +1130,7 @@
               </w:rPr>
               <w:t>изделия</w:t>
             </w:r>
+            <w:proofErr w:type="spellEnd"/>
             <w:r>
               <w:rPr>
                 <w:sz w:val="26"/>
@@ -1024,7 +1148,23 @@
                 <w:sz w:val="26"/>
                 <w:szCs w:val="26"/>
               </w:rPr>
-              <w:t>{{Номер_изделия}}</w:t>
+              <w:t>{{</w:t>
+            </w:r>
+            <w:proofErr w:type="spellStart"/>
+            <w:r>
+              <w:rPr>
+                <w:sz w:val="26"/>
+                <w:szCs w:val="26"/>
+              </w:rPr>
+              <w:t>Номер_изделия</w:t>
+            </w:r>
+            <w:proofErr w:type="spellEnd"/>
+            <w:r>
+              <w:rPr>
+                <w:sz w:val="26"/>
+                <w:szCs w:val="26"/>
+              </w:rPr>
+              <w:t>}}</w:t>
             </w:r>
             <w:r>
               <w:rPr>
@@ -1043,7 +1183,23 @@
                 <w:sz w:val="26"/>
                 <w:szCs w:val="26"/>
               </w:rPr>
-              <w:t>{{Рег_Номер_изделия}}</w:t>
+              <w:t>{{</w:t>
+            </w:r>
+            <w:proofErr w:type="spellStart"/>
+            <w:r>
+              <w:rPr>
+                <w:sz w:val="26"/>
+                <w:szCs w:val="26"/>
+              </w:rPr>
+              <w:t>Рег_Номер_изделия</w:t>
+            </w:r>
+            <w:proofErr w:type="spellEnd"/>
+            <w:r>
+              <w:rPr>
+                <w:sz w:val="26"/>
+                <w:szCs w:val="26"/>
+              </w:rPr>
+              <w:t>}}</w:t>
             </w:r>
           </w:p>
           <w:p>
@@ -1237,6 +1393,7 @@
       <w:r>
         <w:t>{{</w:t>
       </w:r>
+      <w:proofErr w:type="spellStart"/>
       <w:r>
         <w:rPr>
           <w:rFonts w:cs="Times New Roman"/>
@@ -1244,16 +1401,9 @@
         </w:rPr>
         <w:t>Номер_протокола</w:t>
       </w:r>
-      <w:r>
-        <w:t xml:space="preserve">}} </w:t>
-      </w:r>
-      <w:r>
-        <w:rPr>
-          <w:rFonts w:cs="Times New Roman"/>
-          <w:szCs w:val="26"/>
-          <w:lang w:val="be-BY"/>
-        </w:rPr>
-        <w:t>-2025</w:t>
+      <w:proofErr w:type="spellEnd"/>
+      <w:r>
+        <w:t>}}</w:t>
       </w:r>
     </w:p>
     <w:p>
@@ -1665,6 +1815,7 @@
       <w:r>
         <w:t>{{</w:t>
       </w:r>
+      <w:proofErr w:type="spellStart"/>
       <w:r>
         <w:rPr>
           <w:rFonts w:cs="Times New Roman"/>
@@ -1672,19 +1823,9 @@
         </w:rPr>
         <w:t>Номер_протокола</w:t>
       </w:r>
+      <w:proofErr w:type="spellEnd"/>
       <w:r>
         <w:t>}}</w:t>
-      </w:r>
-      <w:r>
-        <w:t xml:space="preserve"> </w:t>
-      </w:r>
-      <w:r>
-        <w:rPr>
-          <w:rFonts w:cs="Times New Roman"/>
-          <w:szCs w:val="26"/>
-          <w:lang w:val="be-BY"/>
-        </w:rPr>
-        <w:t>-2025</w:t>
       </w:r>
     </w:p>
     <w:p>
@@ -1802,7 +1943,21 @@
               <w:rPr>
                 <w:sz w:val="26"/>
               </w:rPr>
-              <w:t>{{Дата_начала}}</w:t>
+              <w:t>{{</w:t>
+            </w:r>
+            <w:proofErr w:type="spellStart"/>
+            <w:r>
+              <w:rPr>
+                <w:sz w:val="26"/>
+              </w:rPr>
+              <w:t>Дата_начала</w:t>
+            </w:r>
+            <w:proofErr w:type="spellEnd"/>
+            <w:r>
+              <w:rPr>
+                <w:sz w:val="26"/>
+              </w:rPr>
+              <w:t>}}</w:t>
             </w:r>
             <w:r>
               <w:rPr>
@@ -1847,7 +2002,21 @@
               <w:rPr>
                 <w:sz w:val="26"/>
               </w:rPr>
-              <w:t>{{Дата_начала}}</w:t>
+              <w:t>{{</w:t>
+            </w:r>
+            <w:proofErr w:type="spellStart"/>
+            <w:r>
+              <w:rPr>
+                <w:sz w:val="26"/>
+              </w:rPr>
+              <w:t>Дата_начала</w:t>
+            </w:r>
+            <w:proofErr w:type="spellEnd"/>
+            <w:r>
+              <w:rPr>
+                <w:sz w:val="26"/>
+              </w:rPr>
+              <w:t>}}</w:t>
             </w:r>
             <w:r>
               <w:rPr>
@@ -1889,7 +2058,21 @@
               <w:rPr>
                 <w:sz w:val="26"/>
               </w:rPr>
-              <w:t>{{Дата_окончания}}</w:t>
+              <w:t>{{</w:t>
+            </w:r>
+            <w:proofErr w:type="spellStart"/>
+            <w:r>
+              <w:rPr>
+                <w:sz w:val="26"/>
+              </w:rPr>
+              <w:t>Дата_окончания</w:t>
+            </w:r>
+            <w:proofErr w:type="spellEnd"/>
+            <w:r>
+              <w:rPr>
+                <w:sz w:val="26"/>
+              </w:rPr>
+              <w:t>}}</w:t>
             </w:r>
             <w:r>
               <w:rPr>
@@ -2077,13 +2260,6 @@
               <w:t>({{Влажность}})</w:t>
             </w:r>
             <w:r>
-              <w:rPr>
-                <w:sz w:val="26"/>
-                <w:szCs w:val="26"/>
-              </w:rPr>
-              <w:t xml:space="preserve"> </w:t>
-            </w:r>
-            <w:r>
               <w:t xml:space="preserve"> %;</w:t>
             </w:r>
           </w:p>
@@ -2133,19 +2309,21 @@
               </w:rPr>
               <w:t xml:space="preserve"> </w:t>
             </w:r>
-            <w:r>
-              <w:rPr>
-                <w:sz w:val="26"/>
-                <w:szCs w:val="26"/>
-              </w:rPr>
-              <w:t xml:space="preserve"> </w:t>
-            </w:r>
-            <w:r>
-              <w:rPr>
-                <w:sz w:val="26"/>
-                <w:szCs w:val="26"/>
-              </w:rPr>
-              <w:t>мм.рт.ст.</w:t>
+            <w:proofErr w:type="spellStart"/>
+            <w:r>
+              <w:rPr>
+                <w:sz w:val="26"/>
+                <w:szCs w:val="26"/>
+              </w:rPr>
+              <w:t>мм.рт.ст</w:t>
+            </w:r>
+            <w:proofErr w:type="spellEnd"/>
+            <w:r>
+              <w:rPr>
+                <w:sz w:val="26"/>
+                <w:szCs w:val="26"/>
+              </w:rPr>
+              <w:t>.</w:t>
             </w:r>
           </w:p>
         </w:tc>
@@ -2518,6 +2696,7 @@
       <w:r>
         <w:t>{{</w:t>
       </w:r>
+      <w:proofErr w:type="spellStart"/>
       <w:r>
         <w:rPr>
           <w:rFonts w:cs="Times New Roman"/>
@@ -2525,18 +2704,9 @@
         </w:rPr>
         <w:t>Номер_протокола</w:t>
       </w:r>
+      <w:proofErr w:type="spellEnd"/>
       <w:r>
         <w:t>}}</w:t>
-      </w:r>
-      <w:r>
-        <w:t xml:space="preserve"> </w:t>
-      </w:r>
-      <w:r>
-        <w:rPr>
-          <w:rFonts w:cs="Times New Roman"/>
-          <w:szCs w:val="26"/>
-        </w:rPr>
-        <w:t>-2025</w:t>
       </w:r>
     </w:p>
     <w:p>
@@ -2617,6 +2787,7 @@
         </w:rPr>
         <w:t>{{</w:t>
       </w:r>
+      <w:proofErr w:type="spellStart"/>
       <w:r>
         <w:rPr>
           <w:rFonts w:ascii="Times New Roman" w:hAnsi="Times New Roman" w:cs="Times New Roman"/>
@@ -2625,6 +2796,7 @@
         </w:rPr>
         <w:t>Имя_изделия</w:t>
       </w:r>
+      <w:proofErr w:type="spellEnd"/>
       <w:r>
         <w:rPr>
           <w:rFonts w:ascii="Times New Roman" w:hAnsi="Times New Roman" w:cs="Times New Roman"/>
@@ -2649,6 +2821,7 @@
         </w:rPr>
         <w:t>{{</w:t>
       </w:r>
+      <w:proofErr w:type="spellStart"/>
       <w:r>
         <w:rPr>
           <w:rFonts w:ascii="Times New Roman" w:hAnsi="Times New Roman" w:cs="Times New Roman"/>
@@ -2657,6 +2830,7 @@
         </w:rPr>
         <w:t>Номер_изделия</w:t>
       </w:r>
+      <w:proofErr w:type="spellEnd"/>
       <w:r>
         <w:rPr>
           <w:rFonts w:ascii="Times New Roman" w:hAnsi="Times New Roman" w:cs="Times New Roman"/>
@@ -3405,9 +3579,7 @@
         </w:rPr>
       </w:pPr>
       <w:bookmarkStart w:id="2" w:name="Table_Results"/>
-      <w:bookmarkStart w:id="3" w:name="_GoBack"/>
       <w:bookmarkEnd w:id="2"/>
-      <w:bookmarkEnd w:id="3"/>
     </w:p>
     <w:p>
       <w:pPr>
@@ -3469,7 +3641,15 @@
                 <w:sz w:val="26"/>
                 <w:szCs w:val="26"/>
               </w:rPr>
-              <w:t>Испытания пров</w:t>
+              <w:t xml:space="preserve">Испытания </w:t>
+            </w:r>
+            <w:proofErr w:type="spellStart"/>
+            <w:r>
+              <w:rPr>
+                <w:sz w:val="26"/>
+                <w:szCs w:val="26"/>
+              </w:rPr>
+              <w:t>пров</w:t>
             </w:r>
             <w:r>
               <w:rPr>
@@ -3479,6 +3659,7 @@
               </w:rPr>
               <w:t>одил</w:t>
             </w:r>
+            <w:proofErr w:type="spellEnd"/>
             <w:r>
               <w:rPr>
                 <w:sz w:val="26"/>
@@ -3617,8 +3798,17 @@
                 <w:sz w:val="26"/>
                 <w:szCs w:val="26"/>
               </w:rPr>
-              <w:t>А.С. Хломко</w:t>
-            </w:r>
+              <w:t xml:space="preserve">А.С. </w:t>
+            </w:r>
+            <w:proofErr w:type="spellStart"/>
+            <w:r>
+              <w:rPr>
+                <w:sz w:val="26"/>
+                <w:szCs w:val="26"/>
+              </w:rPr>
+              <w:t>Хломко</w:t>
+            </w:r>
+            <w:proofErr w:type="spellEnd"/>
           </w:p>
         </w:tc>
       </w:tr>
@@ -3701,21 +3891,8 @@
         </w:rPr>
         <w:t>}}</w:t>
       </w:r>
-      <w:r>
-        <w:rPr>
-          <w:sz w:val="26"/>
-        </w:rPr>
-        <w:t xml:space="preserve"> </w:t>
-      </w:r>
-      <w:r>
-        <w:rPr>
-          <w:rFonts w:cs="Times New Roman"/>
-          <w:sz w:val="26"/>
-          <w:szCs w:val="26"/>
-          <w:lang w:val="ru-RU"/>
-        </w:rPr>
-        <w:t>-2025</w:t>
-      </w:r>
+      <w:bookmarkStart w:id="3" w:name="_GoBack"/>
+      <w:bookmarkEnd w:id="3"/>
     </w:p>
     <w:p>
       <w:pPr>
@@ -3878,12 +4055,14 @@
               </w:rPr>
               <w:t>{{</w:t>
             </w:r>
+            <w:proofErr w:type="spellStart"/>
             <w:r>
               <w:rPr>
                 <w:sz w:val="26"/>
               </w:rPr>
               <w:t>Имя_изделия</w:t>
             </w:r>
+            <w:proofErr w:type="spellEnd"/>
             <w:r>
               <w:rPr>
                 <w:sz w:val="26"/>
@@ -3908,12 +4087,14 @@
               </w:rPr>
               <w:t>{{</w:t>
             </w:r>
+            <w:proofErr w:type="spellStart"/>
             <w:r>
               <w:rPr>
                 <w:sz w:val="26"/>
               </w:rPr>
               <w:t>Номер_изделия</w:t>
             </w:r>
+            <w:proofErr w:type="spellEnd"/>
             <w:r>
               <w:rPr>
                 <w:sz w:val="26"/>
@@ -4017,7 +4198,23 @@
                 <w:sz w:val="26"/>
                 <w:highlight w:val="yellow"/>
               </w:rPr>
-              <w:t>{{Имя_изделия}}»</w:t>
+              <w:t>{{</w:t>
+            </w:r>
+            <w:proofErr w:type="spellStart"/>
+            <w:r>
+              <w:rPr>
+                <w:sz w:val="26"/>
+                <w:highlight w:val="yellow"/>
+              </w:rPr>
+              <w:t>Имя_изделия</w:t>
+            </w:r>
+            <w:proofErr w:type="spellEnd"/>
+            <w:r>
+              <w:rPr>
+                <w:sz w:val="26"/>
+                <w:highlight w:val="yellow"/>
+              </w:rPr>
+              <w:t>}}»</w:t>
             </w:r>
             <w:r>
               <w:rPr>
@@ -4240,11 +4437,19 @@
             <w:vAlign w:val="bottom"/>
           </w:tcPr>
           <w:p>
-            <w:r>
-              <w:rPr>
-                <w:sz w:val="26"/>
-              </w:rPr>
-              <w:t>Асадчий. А.Н</w:t>
+            <w:proofErr w:type="spellStart"/>
+            <w:r>
+              <w:rPr>
+                <w:sz w:val="26"/>
+              </w:rPr>
+              <w:t>Асадчий</w:t>
+            </w:r>
+            <w:proofErr w:type="spellEnd"/>
+            <w:r>
+              <w:rPr>
+                <w:sz w:val="26"/>
+              </w:rPr>
+              <w:t>. А.Н</w:t>
             </w:r>
           </w:p>
         </w:tc>
@@ -4479,7 +4684,21 @@
               <w:rPr>
                 <w:sz w:val="26"/>
               </w:rPr>
-              <w:t>2.  ОАО «НИИЭВМ». Упр 5</w:t>
+              <w:t xml:space="preserve">2.  ОАО «НИИЭВМ». </w:t>
+            </w:r>
+            <w:proofErr w:type="spellStart"/>
+            <w:r>
+              <w:rPr>
+                <w:sz w:val="26"/>
+              </w:rPr>
+              <w:t>Упр</w:t>
+            </w:r>
+            <w:proofErr w:type="spellEnd"/>
+            <w:r>
+              <w:rPr>
+                <w:sz w:val="26"/>
+              </w:rPr>
+              <w:t xml:space="preserve"> 5</w:t>
             </w:r>
           </w:p>
         </w:tc>
@@ -4708,7 +4927,7 @@
 </file>
 
 <file path=word/endnotes.xml><?xml version="1.0" encoding="utf-8"?>
-<w:endnotes xmlns:wpc="http://schemas.microsoft.com/office/word/2010/wordprocessingCanvas" xmlns:cx="http://schemas.microsoft.com/office/drawing/2014/chartex" xmlns:cx1="http://schemas.microsoft.com/office/drawing/2015/9/8/chartex" xmlns:mc="http://schemas.openxmlformats.org/markup-compatibility/2006" xmlns:o="urn:schemas-microsoft-com:office:office" xmlns:r="http://schemas.openxmlformats.org/officeDocument/2006/relationships" xmlns:m="http://schemas.openxmlformats.org/officeDocument/2006/math" xmlns:v="urn:schemas-microsoft-com:vml" xmlns:wp14="http://schemas.microsoft.com/office/word/2010/wordprocessingDrawing" xmlns:wp="http://schemas.openxmlformats.org/drawingml/2006/wordprocessingDrawing" xmlns:w10="urn:schemas-microsoft-com:office:word" xmlns:w="http://schemas.openxmlformats.org/wordprocessingml/2006/main" xmlns:w14="http://schemas.microsoft.com/office/word/2010/wordml" xmlns:w15="http://schemas.microsoft.com/office/word/2012/wordml" xmlns:w16se="http://schemas.microsoft.com/office/word/2015/wordml/symex" xmlns:wpg="http://schemas.microsoft.com/office/word/2010/wordprocessingGroup" xmlns:wpi="http://schemas.microsoft.com/office/word/2010/wordprocessingInk" xmlns:wne="http://schemas.microsoft.com/office/word/2006/wordml" xmlns:wps="http://schemas.microsoft.com/office/word/2010/wordprocessingShape" mc:Ignorable="w14 w15 w16se wp14">
+<w:endnotes xmlns:wpc="http://schemas.microsoft.com/office/word/2010/wordprocessingCanvas" xmlns:cx="http://schemas.microsoft.com/office/drawing/2014/chartex" xmlns:cx1="http://schemas.microsoft.com/office/drawing/2015/9/8/chartex" xmlns:cx2="http://schemas.microsoft.com/office/drawing/2015/10/21/chartex" xmlns:cx3="http://schemas.microsoft.com/office/drawing/2016/5/9/chartex" xmlns:cx4="http://schemas.microsoft.com/office/drawing/2016/5/10/chartex" xmlns:cx5="http://schemas.microsoft.com/office/drawing/2016/5/11/chartex" xmlns:cx6="http://schemas.microsoft.com/office/drawing/2016/5/12/chartex" xmlns:cx7="http://schemas.microsoft.com/office/drawing/2016/5/13/chartex" xmlns:cx8="http://schemas.microsoft.com/office/drawing/2016/5/14/chartex" xmlns:mc="http://schemas.openxmlformats.org/markup-compatibility/2006" xmlns:aink="http://schemas.microsoft.com/office/drawing/2016/ink" xmlns:am3d="http://schemas.microsoft.com/office/drawing/2017/model3d" xmlns:o="urn:schemas-microsoft-com:office:office" xmlns:r="http://schemas.openxmlformats.org/officeDocument/2006/relationships" xmlns:m="http://schemas.openxmlformats.org/officeDocument/2006/math" xmlns:v="urn:schemas-microsoft-com:vml" xmlns:wp14="http://schemas.microsoft.com/office/word/2010/wordprocessingDrawing" xmlns:wp="http://schemas.openxmlformats.org/drawingml/2006/wordprocessingDrawing" xmlns:w10="urn:schemas-microsoft-com:office:word" xmlns:w="http://schemas.openxmlformats.org/wordprocessingml/2006/main" xmlns:w14="http://schemas.microsoft.com/office/word/2010/wordml" xmlns:w15="http://schemas.microsoft.com/office/word/2012/wordml" xmlns:w16cid="http://schemas.microsoft.com/office/word/2016/wordml/cid" xmlns:w16se="http://schemas.microsoft.com/office/word/2015/wordml/symex" xmlns:wpg="http://schemas.microsoft.com/office/word/2010/wordprocessingGroup" xmlns:wpi="http://schemas.microsoft.com/office/word/2010/wordprocessingInk" xmlns:wne="http://schemas.microsoft.com/office/word/2006/wordml" xmlns:wps="http://schemas.microsoft.com/office/word/2010/wordprocessingShape" mc:Ignorable="w14 w15 w16se w16cid wp14">
   <w:endnote w:type="separator" w:id="-1">
     <w:p>
       <w:r>
@@ -4727,7 +4946,7 @@
 </file>
 
 <file path=word/footnotes.xml><?xml version="1.0" encoding="utf-8"?>
-<w:footnotes xmlns:wpc="http://schemas.microsoft.com/office/word/2010/wordprocessingCanvas" xmlns:cx="http://schemas.microsoft.com/office/drawing/2014/chartex" xmlns:cx1="http://schemas.microsoft.com/office/drawing/2015/9/8/chartex" xmlns:mc="http://schemas.openxmlformats.org/markup-compatibility/2006" xmlns:o="urn:schemas-microsoft-com:office:office" xmlns:r="http://schemas.openxmlformats.org/officeDocument/2006/relationships" xmlns:m="http://schemas.openxmlformats.org/officeDocument/2006/math" xmlns:v="urn:schemas-microsoft-com:vml" xmlns:wp14="http://schemas.microsoft.com/office/word/2010/wordprocessingDrawing" xmlns:wp="http://schemas.openxmlformats.org/drawingml/2006/wordprocessingDrawing" xmlns:w10="urn:schemas-microsoft-com:office:word" xmlns:w="http://schemas.openxmlformats.org/wordprocessingml/2006/main" xmlns:w14="http://schemas.microsoft.com/office/word/2010/wordml" xmlns:w15="http://schemas.microsoft.com/office/word/2012/wordml" xmlns:w16se="http://schemas.microsoft.com/office/word/2015/wordml/symex" xmlns:wpg="http://schemas.microsoft.com/office/word/2010/wordprocessingGroup" xmlns:wpi="http://schemas.microsoft.com/office/word/2010/wordprocessingInk" xmlns:wne="http://schemas.microsoft.com/office/word/2006/wordml" xmlns:wps="http://schemas.microsoft.com/office/word/2010/wordprocessingShape" mc:Ignorable="w14 w15 w16se wp14">
+<w:footnotes xmlns:wpc="http://schemas.microsoft.com/office/word/2010/wordprocessingCanvas" xmlns:cx="http://schemas.microsoft.com/office/drawing/2014/chartex" xmlns:cx1="http://schemas.microsoft.com/office/drawing/2015/9/8/chartex" xmlns:cx2="http://schemas.microsoft.com/office/drawing/2015/10/21/chartex" xmlns:cx3="http://schemas.microsoft.com/office/drawing/2016/5/9/chartex" xmlns:cx4="http://schemas.microsoft.com/office/drawing/2016/5/10/chartex" xmlns:cx5="http://schemas.microsoft.com/office/drawing/2016/5/11/chartex" xmlns:cx6="http://schemas.microsoft.com/office/drawing/2016/5/12/chartex" xmlns:cx7="http://schemas.microsoft.com/office/drawing/2016/5/13/chartex" xmlns:cx8="http://schemas.microsoft.com/office/drawing/2016/5/14/chartex" xmlns:mc="http://schemas.openxmlformats.org/markup-compatibility/2006" xmlns:aink="http://schemas.microsoft.com/office/drawing/2016/ink" xmlns:am3d="http://schemas.microsoft.com/office/drawing/2017/model3d" xmlns:o="urn:schemas-microsoft-com:office:office" xmlns:r="http://schemas.openxmlformats.org/officeDocument/2006/relationships" xmlns:m="http://schemas.openxmlformats.org/officeDocument/2006/math" xmlns:v="urn:schemas-microsoft-com:vml" xmlns:wp14="http://schemas.microsoft.com/office/word/2010/wordprocessingDrawing" xmlns:wp="http://schemas.openxmlformats.org/drawingml/2006/wordprocessingDrawing" xmlns:w10="urn:schemas-microsoft-com:office:word" xmlns:w="http://schemas.openxmlformats.org/wordprocessingml/2006/main" xmlns:w14="http://schemas.microsoft.com/office/word/2010/wordml" xmlns:w15="http://schemas.microsoft.com/office/word/2012/wordml" xmlns:w16cid="http://schemas.microsoft.com/office/word/2016/wordml/cid" xmlns:w16se="http://schemas.microsoft.com/office/word/2015/wordml/symex" xmlns:wpg="http://schemas.microsoft.com/office/word/2010/wordprocessingGroup" xmlns:wpi="http://schemas.microsoft.com/office/word/2010/wordprocessingInk" xmlns:wne="http://schemas.microsoft.com/office/word/2006/wordml" xmlns:wps="http://schemas.microsoft.com/office/word/2010/wordprocessingShape" mc:Ignorable="w14 w15 w16se w16cid wp14">
   <w:footnote w:type="separator" w:id="-1">
     <w:p>
       <w:r>
@@ -4746,7 +4965,7 @@
 </file>
 
 <file path=word/numbering.xml><?xml version="1.0" encoding="utf-8"?>
-<w:numbering xmlns:wpc="http://schemas.microsoft.com/office/word/2010/wordprocessingCanvas" xmlns:cx="http://schemas.microsoft.com/office/drawing/2014/chartex" xmlns:cx1="http://schemas.microsoft.com/office/drawing/2015/9/8/chartex" xmlns:mc="http://schemas.openxmlformats.org/markup-compatibility/2006" xmlns:o="urn:schemas-microsoft-com:office:office" xmlns:r="http://schemas.openxmlformats.org/officeDocument/2006/relationships" xmlns:m="http://schemas.openxmlformats.org/officeDocument/2006/math" xmlns:v="urn:schemas-microsoft-com:vml" xmlns:wp14="http://schemas.microsoft.com/office/word/2010/wordprocessingDrawing" xmlns:wp="http://schemas.openxmlformats.org/drawingml/2006/wordprocessingDrawing" xmlns:w10="urn:schemas-microsoft-com:office:word" xmlns:w="http://schemas.openxmlformats.org/wordprocessingml/2006/main" xmlns:w14="http://schemas.microsoft.com/office/word/2010/wordml" xmlns:w15="http://schemas.microsoft.com/office/word/2012/wordml" xmlns:w16se="http://schemas.microsoft.com/office/word/2015/wordml/symex" xmlns:wpg="http://schemas.microsoft.com/office/word/2010/wordprocessingGroup" xmlns:wpi="http://schemas.microsoft.com/office/word/2010/wordprocessingInk" xmlns:wne="http://schemas.microsoft.com/office/word/2006/wordml" xmlns:wps="http://schemas.microsoft.com/office/word/2010/wordprocessingShape" mc:Ignorable="w14 w15 w16se wp14">
+<w:numbering xmlns:wpc="http://schemas.microsoft.com/office/word/2010/wordprocessingCanvas" xmlns:cx="http://schemas.microsoft.com/office/drawing/2014/chartex" xmlns:cx1="http://schemas.microsoft.com/office/drawing/2015/9/8/chartex" xmlns:cx2="http://schemas.microsoft.com/office/drawing/2015/10/21/chartex" xmlns:cx3="http://schemas.microsoft.com/office/drawing/2016/5/9/chartex" xmlns:cx4="http://schemas.microsoft.com/office/drawing/2016/5/10/chartex" xmlns:cx5="http://schemas.microsoft.com/office/drawing/2016/5/11/chartex" xmlns:cx6="http://schemas.microsoft.com/office/drawing/2016/5/12/chartex" xmlns:cx7="http://schemas.microsoft.com/office/drawing/2016/5/13/chartex" xmlns:cx8="http://schemas.microsoft.com/office/drawing/2016/5/14/chartex" xmlns:mc="http://schemas.openxmlformats.org/markup-compatibility/2006" xmlns:aink="http://schemas.microsoft.com/office/drawing/2016/ink" xmlns:am3d="http://schemas.microsoft.com/office/drawing/2017/model3d" xmlns:o="urn:schemas-microsoft-com:office:office" xmlns:r="http://schemas.openxmlformats.org/officeDocument/2006/relationships" xmlns:m="http://schemas.openxmlformats.org/officeDocument/2006/math" xmlns:v="urn:schemas-microsoft-com:vml" xmlns:wp14="http://schemas.microsoft.com/office/word/2010/wordprocessingDrawing" xmlns:wp="http://schemas.openxmlformats.org/drawingml/2006/wordprocessingDrawing" xmlns:w10="urn:schemas-microsoft-com:office:word" xmlns:w="http://schemas.openxmlformats.org/wordprocessingml/2006/main" xmlns:w14="http://schemas.microsoft.com/office/word/2010/wordml" xmlns:w15="http://schemas.microsoft.com/office/word/2012/wordml" xmlns:w16cid="http://schemas.microsoft.com/office/word/2016/wordml/cid" xmlns:w16se="http://schemas.microsoft.com/office/word/2015/wordml/symex" xmlns:wpg="http://schemas.microsoft.com/office/word/2010/wordprocessingGroup" xmlns:wpi="http://schemas.microsoft.com/office/word/2010/wordprocessingInk" xmlns:wne="http://schemas.microsoft.com/office/word/2006/wordml" xmlns:wps="http://schemas.microsoft.com/office/word/2010/wordprocessingShape" mc:Ignorable="w14 w15 w16se w16cid wp14">
   <w:abstractNum w:abstractNumId="0" w15:restartNumberingAfterBreak="0">
     <w:nsid w:val="19365665"/>
     <w:multiLevelType w:val="hybridMultilevel"/>
@@ -5262,7 +5481,7 @@
 </file>
 
 <file path=word/styles.xml><?xml version="1.0" encoding="utf-8"?>
-<w:styles xmlns:mc="http://schemas.openxmlformats.org/markup-compatibility/2006" xmlns:r="http://schemas.openxmlformats.org/officeDocument/2006/relationships" xmlns:w="http://schemas.openxmlformats.org/wordprocessingml/2006/main" xmlns:w14="http://schemas.microsoft.com/office/word/2010/wordml" xmlns:w15="http://schemas.microsoft.com/office/word/2012/wordml" xmlns:w16se="http://schemas.microsoft.com/office/word/2015/wordml/symex" mc:Ignorable="w14 w15 w16se">
+<w:styles xmlns:mc="http://schemas.openxmlformats.org/markup-compatibility/2006" xmlns:r="http://schemas.openxmlformats.org/officeDocument/2006/relationships" xmlns:w="http://schemas.openxmlformats.org/wordprocessingml/2006/main" xmlns:w14="http://schemas.microsoft.com/office/word/2010/wordml" xmlns:w15="http://schemas.microsoft.com/office/word/2012/wordml" xmlns:w16cid="http://schemas.microsoft.com/office/word/2016/wordml/cid" xmlns:w16se="http://schemas.microsoft.com/office/word/2015/wordml/symex" mc:Ignorable="w14 w15 w16se w16cid">
   <w:docDefaults>
     <w:rPrDefault>
       <w:rPr>
@@ -5278,7 +5497,7 @@
       </w:pPr>
     </w:pPrDefault>
   </w:docDefaults>
-  <w:latentStyles w:defLockedState="0" w:defUIPriority="99" w:defSemiHidden="0" w:defUnhideWhenUsed="0" w:defQFormat="0" w:count="371">
+  <w:latentStyles w:defLockedState="0" w:defUIPriority="99" w:defSemiHidden="0" w:defUnhideWhenUsed="0" w:defQFormat="0" w:count="375">
     <w:lsdException w:name="Normal" w:uiPriority="0" w:qFormat="1"/>
     <w:lsdException w:name="heading 1" w:uiPriority="0" w:qFormat="1"/>
     <w:lsdException w:name="heading 2" w:semiHidden="1" w:uiPriority="0" w:unhideWhenUsed="1" w:qFormat="1"/>
@@ -5384,7 +5603,6 @@
     <w:lsdException w:name="HTML Sample" w:semiHidden="1" w:unhideWhenUsed="1"/>
     <w:lsdException w:name="HTML Typewriter" w:semiHidden="1" w:unhideWhenUsed="1"/>
     <w:lsdException w:name="HTML Variable" w:semiHidden="1" w:unhideWhenUsed="1"/>
-    <w:lsdException w:name="Normal Table" w:semiHidden="1" w:unhideWhenUsed="1"/>
     <w:lsdException w:name="annotation subject" w:semiHidden="1" w:unhideWhenUsed="1"/>
     <w:lsdException w:name="No List" w:semiHidden="1" w:unhideWhenUsed="1"/>
     <w:lsdException w:name="Outline List 1" w:semiHidden="1" w:unhideWhenUsed="1"/>
@@ -5428,10 +5646,8 @@
     <w:lsdException w:name="Table Elegant" w:semiHidden="1" w:unhideWhenUsed="1"/>
     <w:lsdException w:name="Table Professional" w:semiHidden="1" w:unhideWhenUsed="1"/>
     <w:lsdException w:name="Table Subtle 1" w:semiHidden="1" w:unhideWhenUsed="1"/>
-    <w:lsdException w:name="Table Subtle 2" w:semiHidden="1" w:unhideWhenUsed="1"/>
     <w:lsdException w:name="Table Web 1" w:semiHidden="1" w:unhideWhenUsed="1"/>
     <w:lsdException w:name="Table Web 2" w:semiHidden="1" w:unhideWhenUsed="1"/>
-    <w:lsdException w:name="Table Web 3" w:semiHidden="1" w:unhideWhenUsed="1"/>
     <w:lsdException w:name="Balloon Text" w:semiHidden="1" w:unhideWhenUsed="1"/>
     <w:lsdException w:name="Table Grid" w:uiPriority="59"/>
     <w:lsdException w:name="Table Theme" w:semiHidden="1" w:unhideWhenUsed="1"/>
@@ -5650,6 +5866,10 @@
     <w:lsdException w:name="List Table 5 Dark Accent 6" w:uiPriority="50"/>
     <w:lsdException w:name="List Table 6 Colorful Accent 6" w:uiPriority="51"/>
     <w:lsdException w:name="List Table 7 Colorful Accent 6" w:uiPriority="52"/>
+    <w:lsdException w:name="Mention" w:semiHidden="1" w:unhideWhenUsed="1"/>
+    <w:lsdException w:name="Smart Hyperlink" w:semiHidden="1" w:unhideWhenUsed="1"/>
+    <w:lsdException w:name="Hashtag" w:semiHidden="1" w:unhideWhenUsed="1"/>
+    <w:lsdException w:name="Unresolved Mention" w:semiHidden="1" w:unhideWhenUsed="1"/>
   </w:latentStyles>
   <w:style w:type="paragraph" w:default="1" w:styleId="a">
     <w:name w:val="Normal"/>
